--- a/regularisation/AGADIR/AG1708261159389-1 - MOUBARAK HAFSA/2 - Avenant N° 92-2026.docx
+++ b/regularisation/AGADIR/AG1708261159389-1 - MOUBARAK HAFSA/2 - Avenant N° 92-2026.docx
@@ -189,7 +189,7 @@
         <w:t>L’Agence Nationale de Promotion de l’Emploi et des Compétences (ANAPEC)</w:t>
       </w:r>
       <w:r>
-        <w:t xml:space="preserve">, représentée par l’agence  ANAPEC AGADIR </w:t>
+        <w:t xml:space="preserve">, représentée par l’agence  ANAPEC AGADIR, en la personne de M. BRAHIM ALAAOUCH </w:t>
       </w:r>
     </w:p>
     <w:p>
@@ -473,7 +473,7 @@
     </w:p>
     <w:p>
       <w:r>
-        <w:t>Fait à  Agadir , le ....................................................</w:t>
+        <w:t xml:space="preserve">Fait à  Agadir , le  17/08/2026 </w:t>
       </w:r>
     </w:p>
     <w:p>

--- a/regularisation/AGADIR/AG1708261159389-1 - MOUBARAK HAFSA/2 - Avenant N° 92-2026.docx
+++ b/regularisation/AGADIR/AG1708261159389-1 - MOUBARAK HAFSA/2 - Avenant N° 92-2026.docx
@@ -127,11 +127,11 @@
       </w:r>
       <w:r>
         <w:br/>
-        <w:t>Représenté par : ......................................................................................................</w:t>
+        <w:t xml:space="preserve">Représenté par :  </w:t>
       </w:r>
       <w:r>
         <w:br/>
-        <w:t>En qualité de : ..........................................................................................................</w:t>
+        <w:t xml:space="preserve">En qualité de :  </w:t>
       </w:r>
     </w:p>
     <w:p>
@@ -165,7 +165,7 @@
       </w:r>
       <w:r>
         <w:br/>
-        <w:t>Adresse : ..................................................................................................................</w:t>
+        <w:t xml:space="preserve">Adresse :  </w:t>
       </w:r>
     </w:p>
     <w:p>
